--- a/EphedriniumTartrate/EphedriniumTartrate.docx
+++ b/EphedriniumTartrate/EphedriniumTartrate.docx
@@ -82,10 +82,10 @@
             <v:path o:extrusionok="f" gradientshapeok="t" o:connecttype="rect"/>
             <o:lock v:ext="edit" aspectratio="t"/>
           </v:shapetype>
-          <v:shape id="_x0000_i1028" type="#_x0000_t75" style="width:252.75pt;height:66.75pt" o:ole="">
+          <v:shape id="_x0000_i1027" type="#_x0000_t75" style="width:252.75pt;height:66.75pt" o:ole="">
             <v:imagedata r:id="rId6" o:title=""/>
           </v:shape>
-          <o:OLEObject Type="Embed" ProgID="ACD.ChemSketch.20" ShapeID="_x0000_i1028" DrawAspect="Content" ObjectID="_1840627409" r:id="rId7"/>
+          <o:OLEObject Type="Embed" ProgID="ACD.ChemSketch.20" ShapeID="_x0000_i1027" DrawAspect="Content" ObjectID="_1852287876" r:id="rId7"/>
         </w:object>
       </w:r>
     </w:p>
@@ -645,21 +645,7 @@
               <w:rPr>
                 <w:lang w:val="en-US"/>
               </w:rPr>
-              <w:t xml:space="preserve">Wu H, </w:t>
-            </w:r>
-            <w:proofErr w:type="spellStart"/>
-            <w:r>
-              <w:rPr>
-                <w:lang w:val="en-US"/>
-              </w:rPr>
-              <w:t>Habgood</w:t>
-            </w:r>
-            <w:proofErr w:type="spellEnd"/>
-            <w:r>
-              <w:rPr>
-                <w:lang w:val="en-US"/>
-              </w:rPr>
-              <w:t xml:space="preserve"> M, Parker JE, Reeves-McLaren N, Cockcroft JK, Vickers M, West AR, Jones AG 2013. </w:t>
+              <w:t xml:space="preserve">Wu H, Habgood M, Parker JE, Reeves-McLaren N, Cockcroft JK, Vickers M, West AR, Jones AG 2013. </w:t>
             </w:r>
             <w:proofErr w:type="spellStart"/>
             <w:r>
